--- a/worlds/marva-lydell/world-files/files/DB_Case_Management_Note.docx
+++ b/worlds/marva-lydell/world-files/files/DB_Case_Management_Note.docx
@@ -290,7 +290,7 @@
           <w:szCs w:val="20"/>
           <w:rtl w:val="0"/>
         </w:rPr>
-        <w:t xml:space="preserve">[Home / Home with services / SNF / Rehab / LTACH / Hospice — specify facility if known]</w:t>
+        <w:t xml:space="preserve">[Home / Home with services / SNF / Rehab / LTACH / Hospice - specify facility if known]</w:t>
       </w:r>
     </w:p>
     <w:p>
@@ -350,7 +350,7 @@
           <w:szCs w:val="20"/>
           <w:rtl w:val="0"/>
         </w:rPr>
-        <w:t xml:space="preserve">DME: [Hospital bed, O2, wheelchair, wound vac — or none]</w:t>
+        <w:t xml:space="preserve">DME: [Hospital bed, O2, wheelchair, wound vac - or none]</w:t>
       </w:r>
     </w:p>
     <w:p>
@@ -369,7 +369,7 @@
           <w:szCs w:val="20"/>
           <w:rtl w:val="0"/>
         </w:rPr>
-        <w:t xml:space="preserve">Home health: [Nursing, PT, OT, wound care — or none]</w:t>
+        <w:t xml:space="preserve">Home health: [Nursing, PT, OT, wound care - or none]</w:t>
       </w:r>
     </w:p>
     <w:p>
